--- a/github extension.docx
+++ b/github extension.docx
@@ -2,8 +2,6 @@
 <file path=word/document.xml><?xml version="1.0" encoding="utf-8"?>
 <w:document xmlns:wpc="http://schemas.microsoft.com/office/word/2010/wordprocessingCanvas" xmlns:cx="http://schemas.microsoft.com/office/drawing/2014/chartex" xmlns:mc="http://schemas.openxmlformats.org/markup-compatibility/2006" xmlns:o="urn:schemas-microsoft-com:office:office" xmlns:r="http://schemas.openxmlformats.org/officeDocument/2006/relationships" xmlns:m="http://schemas.openxmlformats.org/officeDocument/2006/math" xmlns:v="urn:schemas-microsoft-com:vml" xmlns:wp14="http://schemas.microsoft.com/office/word/2010/wordprocessingDrawing" xmlns:wp="http://schemas.openxmlformats.org/drawingml/2006/wordprocessingDrawing" xmlns:w10="urn:schemas-microsoft-com:office:word" xmlns:w="http://schemas.openxmlformats.org/wordprocessingml/2006/main" xmlns:w14="http://schemas.microsoft.com/office/word/2010/wordml" xmlns:w15="http://schemas.microsoft.com/office/word/2012/wordml" xmlns:w16se="http://schemas.microsoft.com/office/word/2015/wordml/symex" xmlns:wpg="http://schemas.microsoft.com/office/word/2010/wordprocessingGroup" xmlns:wpi="http://schemas.microsoft.com/office/word/2010/wordprocessingInk" xmlns:wne="http://schemas.microsoft.com/office/word/2006/wordml" xmlns:wps="http://schemas.microsoft.com/office/word/2010/wordprocessingShape" mc:Ignorable="w14 w15 w16se wp14">
   <w:body>
-    <w:p/>
-    <w:p/>
     <w:p>
       <w:proofErr w:type="spellStart"/>
       <w:r>
@@ -56,8 +54,6 @@
         <w:t xml:space="preserve">we need ranking. </w:t>
       </w:r>
     </w:p>
-    <w:p/>
-    <w:p/>
     <w:p>
       <w:pPr>
         <w:rPr>
@@ -307,268 +303,268 @@
           <w:sz w:val="22"/>
           <w:szCs w:val="22"/>
         </w:rPr>
+        <w:t xml:space="preserve">- Markers from each swarm. </w:t>
+      </w:r>
+    </w:p>
+    <w:p>
+      <w:pPr>
+        <w:pStyle w:val="Default"/>
+        <w:rPr>
+          <w:sz w:val="22"/>
+          <w:szCs w:val="22"/>
+        </w:rPr>
+      </w:pPr>
+    </w:p>
+    <w:p>
+      <w:pPr>
+        <w:pStyle w:val="Default"/>
+        <w:rPr>
+          <w:sz w:val="22"/>
+          <w:szCs w:val="22"/>
+        </w:rPr>
+      </w:pPr>
+      <w:r>
+        <w:rPr>
+          <w:sz w:val="22"/>
+          <w:szCs w:val="22"/>
+        </w:rPr>
+        <w:t xml:space="preserve">Several functions serve to read and set a cell state: </w:t>
+      </w:r>
+    </w:p>
+    <w:p>
+      <w:pPr>
+        <w:pStyle w:val="Default"/>
+        <w:spacing w:after="58"/>
+        <w:rPr>
+          <w:sz w:val="22"/>
+          <w:szCs w:val="22"/>
+        </w:rPr>
+      </w:pPr>
+      <w:r>
+        <w:rPr>
+          <w:sz w:val="22"/>
+          <w:szCs w:val="22"/>
+        </w:rPr>
+        <w:t xml:space="preserve">- </w:t>
+      </w:r>
+      <w:r>
+        <w:rPr>
+          <w:b/>
+          <w:bCs/>
+          <w:sz w:val="22"/>
+          <w:szCs w:val="22"/>
+        </w:rPr>
+        <w:t>Occupied(</w:t>
+      </w:r>
+      <w:proofErr w:type="spellStart"/>
+      <w:r>
+        <w:rPr>
+          <w:b/>
+          <w:bCs/>
+          <w:sz w:val="22"/>
+          <w:szCs w:val="22"/>
+        </w:rPr>
+        <w:t>pos</w:t>
+      </w:r>
+      <w:proofErr w:type="spellEnd"/>
+      <w:r>
+        <w:rPr>
+          <w:b/>
+          <w:bCs/>
+          <w:sz w:val="22"/>
+          <w:szCs w:val="22"/>
+        </w:rPr>
+        <w:t xml:space="preserve">): </w:t>
+      </w:r>
+      <w:r>
+        <w:rPr>
+          <w:sz w:val="22"/>
+          <w:szCs w:val="22"/>
+        </w:rPr>
+        <w:t xml:space="preserve">true if cell at </w:t>
+      </w:r>
+      <w:proofErr w:type="spellStart"/>
+      <w:r>
+        <w:rPr>
+          <w:sz w:val="22"/>
+          <w:szCs w:val="22"/>
+        </w:rPr>
+        <w:t>pos</w:t>
+      </w:r>
+      <w:proofErr w:type="spellEnd"/>
+      <w:r>
+        <w:rPr>
+          <w:sz w:val="22"/>
+          <w:szCs w:val="22"/>
+        </w:rPr>
+        <w:t xml:space="preserve"> contains a bug </w:t>
+      </w:r>
+    </w:p>
+    <w:p>
+      <w:pPr>
+        <w:pStyle w:val="Default"/>
+        <w:spacing w:after="58"/>
+        <w:rPr>
+          <w:sz w:val="22"/>
+          <w:szCs w:val="22"/>
+        </w:rPr>
+      </w:pPr>
+      <w:r>
+        <w:rPr>
+          <w:sz w:val="22"/>
+          <w:szCs w:val="22"/>
+        </w:rPr>
+        <w:t xml:space="preserve">- </w:t>
+      </w:r>
+      <w:proofErr w:type="spellStart"/>
+      <w:r>
+        <w:rPr>
+          <w:b/>
+          <w:bCs/>
+          <w:sz w:val="22"/>
+          <w:szCs w:val="22"/>
+        </w:rPr>
+        <w:t>Bug_at</w:t>
+      </w:r>
+      <w:proofErr w:type="spellEnd"/>
+      <w:r>
+        <w:rPr>
+          <w:b/>
+          <w:bCs/>
+          <w:sz w:val="22"/>
+          <w:szCs w:val="22"/>
+        </w:rPr>
+        <w:t>(</w:t>
+      </w:r>
+      <w:proofErr w:type="spellStart"/>
+      <w:r>
+        <w:rPr>
+          <w:b/>
+          <w:bCs/>
+          <w:sz w:val="22"/>
+          <w:szCs w:val="22"/>
+        </w:rPr>
+        <w:t>pos</w:t>
+      </w:r>
+      <w:proofErr w:type="spellEnd"/>
+      <w:r>
+        <w:rPr>
+          <w:b/>
+          <w:bCs/>
+          <w:sz w:val="22"/>
+          <w:szCs w:val="22"/>
+        </w:rPr>
+        <w:t xml:space="preserve">): </w:t>
+      </w:r>
+      <w:r>
+        <w:rPr>
+          <w:sz w:val="22"/>
+          <w:szCs w:val="22"/>
+        </w:rPr>
+        <w:t xml:space="preserve">returns the bug sitting at position </w:t>
+      </w:r>
+      <w:proofErr w:type="spellStart"/>
+      <w:r>
+        <w:rPr>
+          <w:sz w:val="22"/>
+          <w:szCs w:val="22"/>
+        </w:rPr>
+        <w:t>pos</w:t>
+      </w:r>
+      <w:proofErr w:type="spellEnd"/>
+      <w:r>
+        <w:rPr>
+          <w:sz w:val="22"/>
+          <w:szCs w:val="22"/>
+        </w:rPr>
+        <w:t xml:space="preserve"> </w:t>
+      </w:r>
+    </w:p>
+    <w:p>
+      <w:pPr>
+        <w:pStyle w:val="Default"/>
+        <w:spacing w:after="58"/>
+        <w:rPr>
+          <w:sz w:val="22"/>
+          <w:szCs w:val="22"/>
+        </w:rPr>
+      </w:pPr>
+      <w:r>
+        <w:rPr>
+          <w:sz w:val="22"/>
+          <w:szCs w:val="22"/>
+        </w:rPr>
+        <w:t xml:space="preserve">- </w:t>
+      </w:r>
+      <w:r>
+        <w:rPr>
+          <w:b/>
+          <w:bCs/>
+          <w:sz w:val="22"/>
+          <w:szCs w:val="22"/>
+        </w:rPr>
+        <w:t>Place(</w:t>
+      </w:r>
+      <w:proofErr w:type="spellStart"/>
+      <w:proofErr w:type="gramStart"/>
+      <w:r>
+        <w:rPr>
+          <w:b/>
+          <w:bCs/>
+          <w:sz w:val="22"/>
+          <w:szCs w:val="22"/>
+        </w:rPr>
+        <w:t>pos,b</w:t>
+      </w:r>
+      <w:proofErr w:type="spellEnd"/>
+      <w:proofErr w:type="gramEnd"/>
+      <w:r>
+        <w:rPr>
+          <w:b/>
+          <w:bCs/>
+          <w:sz w:val="22"/>
+          <w:szCs w:val="22"/>
+        </w:rPr>
+        <w:t xml:space="preserve">): </w:t>
+      </w:r>
+      <w:r>
+        <w:rPr>
+          <w:sz w:val="22"/>
+          <w:szCs w:val="22"/>
+        </w:rPr>
+        <w:t xml:space="preserve">assign bug b to position </w:t>
+      </w:r>
+      <w:proofErr w:type="spellStart"/>
+      <w:r>
+        <w:rPr>
+          <w:sz w:val="22"/>
+          <w:szCs w:val="22"/>
+        </w:rPr>
+        <w:t>pos</w:t>
+      </w:r>
+      <w:proofErr w:type="spellEnd"/>
+      <w:r>
+        <w:rPr>
+          <w:sz w:val="22"/>
+          <w:szCs w:val="22"/>
+        </w:rPr>
+        <w:t xml:space="preserve"> </w:t>
+      </w:r>
+    </w:p>
+    <w:p>
+      <w:pPr>
+        <w:pStyle w:val="Default"/>
+        <w:rPr>
+          <w:sz w:val="22"/>
+          <w:szCs w:val="22"/>
+        </w:rPr>
+      </w:pPr>
+      <w:r>
+        <w:rPr>
+          <w:sz w:val="22"/>
+          <w:szCs w:val="22"/>
+        </w:rPr>
         <w:lastRenderedPageBreak/>
-        <w:t xml:space="preserve">- Markers from each swarm. </w:t>
-      </w:r>
-    </w:p>
-    <w:p>
-      <w:pPr>
-        <w:pStyle w:val="Default"/>
-        <w:rPr>
-          <w:sz w:val="22"/>
-          <w:szCs w:val="22"/>
-        </w:rPr>
-      </w:pPr>
-    </w:p>
-    <w:p>
-      <w:pPr>
-        <w:pStyle w:val="Default"/>
-        <w:rPr>
-          <w:sz w:val="22"/>
-          <w:szCs w:val="22"/>
-        </w:rPr>
-      </w:pPr>
-      <w:r>
-        <w:rPr>
-          <w:sz w:val="22"/>
-          <w:szCs w:val="22"/>
-        </w:rPr>
-        <w:t xml:space="preserve">Several functions serve to read and set a cell state: </w:t>
-      </w:r>
-    </w:p>
-    <w:p>
-      <w:pPr>
-        <w:pStyle w:val="Default"/>
-        <w:spacing w:after="58"/>
-        <w:rPr>
-          <w:sz w:val="22"/>
-          <w:szCs w:val="22"/>
-        </w:rPr>
-      </w:pPr>
-      <w:r>
-        <w:rPr>
-          <w:sz w:val="22"/>
-          <w:szCs w:val="22"/>
-        </w:rPr>
-        <w:t xml:space="preserve">- </w:t>
-      </w:r>
-      <w:r>
-        <w:rPr>
-          <w:b/>
-          <w:bCs/>
-          <w:sz w:val="22"/>
-          <w:szCs w:val="22"/>
-        </w:rPr>
-        <w:t>Occupied(</w:t>
-      </w:r>
-      <w:proofErr w:type="spellStart"/>
-      <w:r>
-        <w:rPr>
-          <w:b/>
-          <w:bCs/>
-          <w:sz w:val="22"/>
-          <w:szCs w:val="22"/>
-        </w:rPr>
-        <w:t>pos</w:t>
-      </w:r>
-      <w:proofErr w:type="spellEnd"/>
-      <w:r>
-        <w:rPr>
-          <w:b/>
-          <w:bCs/>
-          <w:sz w:val="22"/>
-          <w:szCs w:val="22"/>
-        </w:rPr>
-        <w:t xml:space="preserve">): </w:t>
-      </w:r>
-      <w:r>
-        <w:rPr>
-          <w:sz w:val="22"/>
-          <w:szCs w:val="22"/>
-        </w:rPr>
-        <w:t xml:space="preserve">true if cell at </w:t>
-      </w:r>
-      <w:proofErr w:type="spellStart"/>
-      <w:r>
-        <w:rPr>
-          <w:sz w:val="22"/>
-          <w:szCs w:val="22"/>
-        </w:rPr>
-        <w:t>pos</w:t>
-      </w:r>
-      <w:proofErr w:type="spellEnd"/>
-      <w:r>
-        <w:rPr>
-          <w:sz w:val="22"/>
-          <w:szCs w:val="22"/>
-        </w:rPr>
-        <w:t xml:space="preserve"> contains a bug </w:t>
-      </w:r>
-    </w:p>
-    <w:p>
-      <w:pPr>
-        <w:pStyle w:val="Default"/>
-        <w:spacing w:after="58"/>
-        <w:rPr>
-          <w:sz w:val="22"/>
-          <w:szCs w:val="22"/>
-        </w:rPr>
-      </w:pPr>
-      <w:r>
-        <w:rPr>
-          <w:sz w:val="22"/>
-          <w:szCs w:val="22"/>
-        </w:rPr>
-        <w:t xml:space="preserve">- </w:t>
-      </w:r>
-      <w:proofErr w:type="spellStart"/>
-      <w:r>
-        <w:rPr>
-          <w:b/>
-          <w:bCs/>
-          <w:sz w:val="22"/>
-          <w:szCs w:val="22"/>
-        </w:rPr>
-        <w:t>Bug_at</w:t>
-      </w:r>
-      <w:proofErr w:type="spellEnd"/>
-      <w:r>
-        <w:rPr>
-          <w:b/>
-          <w:bCs/>
-          <w:sz w:val="22"/>
-          <w:szCs w:val="22"/>
-        </w:rPr>
-        <w:t>(</w:t>
-      </w:r>
-      <w:proofErr w:type="spellStart"/>
-      <w:r>
-        <w:rPr>
-          <w:b/>
-          <w:bCs/>
-          <w:sz w:val="22"/>
-          <w:szCs w:val="22"/>
-        </w:rPr>
-        <w:t>pos</w:t>
-      </w:r>
-      <w:proofErr w:type="spellEnd"/>
-      <w:r>
-        <w:rPr>
-          <w:b/>
-          <w:bCs/>
-          <w:sz w:val="22"/>
-          <w:szCs w:val="22"/>
-        </w:rPr>
-        <w:t xml:space="preserve">): </w:t>
-      </w:r>
-      <w:r>
-        <w:rPr>
-          <w:sz w:val="22"/>
-          <w:szCs w:val="22"/>
-        </w:rPr>
-        <w:t xml:space="preserve">returns the bug sitting at position </w:t>
-      </w:r>
-      <w:proofErr w:type="spellStart"/>
-      <w:r>
-        <w:rPr>
-          <w:sz w:val="22"/>
-          <w:szCs w:val="22"/>
-        </w:rPr>
-        <w:t>pos</w:t>
-      </w:r>
-      <w:proofErr w:type="spellEnd"/>
-      <w:r>
-        <w:rPr>
-          <w:sz w:val="22"/>
-          <w:szCs w:val="22"/>
-        </w:rPr>
-        <w:t xml:space="preserve"> </w:t>
-      </w:r>
-    </w:p>
-    <w:p>
-      <w:pPr>
-        <w:pStyle w:val="Default"/>
-        <w:spacing w:after="58"/>
-        <w:rPr>
-          <w:sz w:val="22"/>
-          <w:szCs w:val="22"/>
-        </w:rPr>
-      </w:pPr>
-      <w:r>
-        <w:rPr>
-          <w:sz w:val="22"/>
-          <w:szCs w:val="22"/>
-        </w:rPr>
-        <w:t xml:space="preserve">- </w:t>
-      </w:r>
-      <w:r>
-        <w:rPr>
-          <w:b/>
-          <w:bCs/>
-          <w:sz w:val="22"/>
-          <w:szCs w:val="22"/>
-        </w:rPr>
-        <w:t>Place(</w:t>
-      </w:r>
-      <w:proofErr w:type="spellStart"/>
-      <w:proofErr w:type="gramStart"/>
-      <w:r>
-        <w:rPr>
-          <w:b/>
-          <w:bCs/>
-          <w:sz w:val="22"/>
-          <w:szCs w:val="22"/>
-        </w:rPr>
-        <w:t>pos,b</w:t>
-      </w:r>
-      <w:proofErr w:type="spellEnd"/>
-      <w:proofErr w:type="gramEnd"/>
-      <w:r>
-        <w:rPr>
-          <w:b/>
-          <w:bCs/>
-          <w:sz w:val="22"/>
-          <w:szCs w:val="22"/>
-        </w:rPr>
-        <w:t xml:space="preserve">): </w:t>
-      </w:r>
-      <w:r>
-        <w:rPr>
-          <w:sz w:val="22"/>
-          <w:szCs w:val="22"/>
-        </w:rPr>
-        <w:t xml:space="preserve">assign bug b to position </w:t>
-      </w:r>
-      <w:proofErr w:type="spellStart"/>
-      <w:r>
-        <w:rPr>
-          <w:sz w:val="22"/>
-          <w:szCs w:val="22"/>
-        </w:rPr>
-        <w:t>pos</w:t>
-      </w:r>
-      <w:proofErr w:type="spellEnd"/>
-      <w:r>
-        <w:rPr>
-          <w:sz w:val="22"/>
-          <w:szCs w:val="22"/>
-        </w:rPr>
-        <w:t xml:space="preserve"> </w:t>
-      </w:r>
-    </w:p>
-    <w:p>
-      <w:pPr>
-        <w:pStyle w:val="Default"/>
-        <w:rPr>
-          <w:sz w:val="22"/>
-          <w:szCs w:val="22"/>
-        </w:rPr>
-      </w:pPr>
-      <w:r>
-        <w:rPr>
-          <w:sz w:val="22"/>
-          <w:szCs w:val="22"/>
-        </w:rPr>
         <w:t xml:space="preserve">- </w:t>
       </w:r>
       <w:r>
@@ -1756,6 +1752,127 @@
           <w:rFonts w:eastAsia="DengXian"/>
           <w:lang w:eastAsia="zh-CN"/>
         </w:rPr>
+        <w:t>then create main.cpp for creating pipes in /</w:t>
+      </w:r>
+      <w:proofErr w:type="spellStart"/>
+      <w:r>
+        <w:rPr>
+          <w:rFonts w:eastAsia="DengXian"/>
+          <w:lang w:eastAsia="zh-CN"/>
+        </w:rPr>
+        <w:t>tmp</w:t>
+      </w:r>
+      <w:proofErr w:type="spellEnd"/>
+      <w:r>
+        <w:rPr>
+          <w:rFonts w:eastAsia="DengXian"/>
+          <w:lang w:eastAsia="zh-CN"/>
+        </w:rPr>
+        <w:t>:</w:t>
+      </w:r>
+    </w:p>
+    <w:p>
+      <w:pPr>
+        <w:ind w:left="0" w:firstLine="0"/>
+        <w:rPr>
+          <w:rFonts w:eastAsia="DengXian"/>
+          <w:lang w:eastAsia="zh-CN"/>
+        </w:rPr>
+      </w:pPr>
+      <w:r>
+        <w:rPr>
+          <w:rFonts w:eastAsia="DengXian"/>
+          <w:lang w:eastAsia="zh-CN"/>
+        </w:rPr>
+        <w:tab/>
+        <w:t xml:space="preserve">why? </w:t>
+      </w:r>
+      <w:r>
+        <w:rPr>
+          <w:rFonts w:eastAsia="DengXian"/>
+          <w:lang w:eastAsia="zh-CN"/>
+        </w:rPr>
+        <w:tab/>
+        <w:t xml:space="preserve">pipes are runtime-only files </w:t>
+      </w:r>
+    </w:p>
+    <w:p>
+      <w:pPr>
+        <w:ind w:left="0" w:firstLine="0"/>
+        <w:rPr>
+          <w:rFonts w:eastAsia="DengXian"/>
+          <w:lang w:eastAsia="zh-CN"/>
+        </w:rPr>
+      </w:pPr>
+      <w:r>
+        <w:rPr>
+          <w:rFonts w:eastAsia="DengXian"/>
+          <w:lang w:eastAsia="zh-CN"/>
+        </w:rPr>
+        <w:tab/>
+        <w:t xml:space="preserve">what the program does? </w:t>
+      </w:r>
+      <w:r>
+        <w:rPr>
+          <w:rFonts w:eastAsia="DengXian"/>
+          <w:lang w:eastAsia="zh-CN"/>
+        </w:rPr>
+        <w:tab/>
+      </w:r>
+      <w:proofErr w:type="spellStart"/>
+      <w:r>
+        <w:rPr>
+          <w:rFonts w:eastAsia="DengXian"/>
+          <w:lang w:eastAsia="zh-CN"/>
+        </w:rPr>
+        <w:t>mkdir</w:t>
+      </w:r>
+      <w:proofErr w:type="spellEnd"/>
+      <w:r>
+        <w:rPr>
+          <w:rFonts w:eastAsia="DengXian"/>
+          <w:lang w:eastAsia="zh-CN"/>
+        </w:rPr>
+        <w:tab/>
+      </w:r>
+      <w:proofErr w:type="spellStart"/>
+      <w:r>
+        <w:rPr>
+          <w:rFonts w:eastAsia="DengXian"/>
+          <w:lang w:eastAsia="zh-CN"/>
+        </w:rPr>
+        <w:t>mkfifo</w:t>
+      </w:r>
+      <w:proofErr w:type="spellEnd"/>
+      <w:r>
+        <w:rPr>
+          <w:rFonts w:eastAsia="DengXian"/>
+          <w:lang w:eastAsia="zh-CN"/>
+        </w:rPr>
+        <w:t xml:space="preserve"> </w:t>
+      </w:r>
+      <w:r>
+        <w:rPr>
+          <w:rFonts w:eastAsia="DengXian"/>
+          <w:lang w:eastAsia="zh-CN"/>
+        </w:rPr>
+        <w:tab/>
+        <w:t xml:space="preserve">exit </w:t>
+      </w:r>
+    </w:p>
+    <w:p>
+      <w:pPr>
+        <w:ind w:left="0" w:firstLine="0"/>
+        <w:rPr>
+          <w:rFonts w:eastAsia="DengXian"/>
+          <w:lang w:eastAsia="zh-CN"/>
+        </w:rPr>
+      </w:pPr>
+      <w:r>
+        <w:rPr>
+          <w:rFonts w:eastAsia="DengXian"/>
+          <w:lang w:eastAsia="zh-CN"/>
+        </w:rPr>
         <w:lastRenderedPageBreak/>
         <w:t xml:space="preserve">try </w:t>
       </w:r>
@@ -1785,6 +1902,7 @@
       <w:r>
         <w:rPr>
           <w:rFonts w:eastAsia="DengXian"/>
+          <w:noProof/>
           <w:lang w:eastAsia="zh-CN"/>
         </w:rPr>
         <w:drawing>
@@ -1873,8 +1991,24 @@
           <w:lang w:eastAsia="zh-CN"/>
         </w:rPr>
       </w:pPr>
+      <w:r>
+        <w:rPr>
+          <w:rFonts w:eastAsia="DengXian"/>
+          <w:lang w:eastAsia="zh-CN"/>
+        </w:rPr>
+        <w:t>main.cpp</w:t>
+      </w:r>
       <w:bookmarkStart w:id="0" w:name="_GoBack"/>
       <w:bookmarkEnd w:id="0"/>
+    </w:p>
+    <w:p>
+      <w:pPr>
+        <w:ind w:left="0" w:firstLine="0"/>
+        <w:rPr>
+          <w:rFonts w:eastAsia="DengXian"/>
+          <w:lang w:eastAsia="zh-CN"/>
+        </w:rPr>
+      </w:pPr>
     </w:p>
     <w:p/>
     <w:sectPr>
@@ -2285,6 +2419,7 @@
   <w:style w:type="character" w:default="1" w:styleId="DefaultParagraphFont">
     <w:name w:val="Default Paragraph Font"/>
     <w:uiPriority w:val="1"/>
+    <w:semiHidden/>
     <w:unhideWhenUsed/>
   </w:style>
   <w:style w:type="table" w:default="1" w:styleId="TableNormal">
